--- a/all.docx
+++ b/all.docx
@@ -247,22 +247,10 @@
       <w:r>
         <w:rPr>
           <w:rFonts w:ascii="Old English Text MT" w:hAnsi="Old English Text MT" w:cs="Old English Text MT"/>
-          <w:b/>
-          <w:bCs/>
           <w:sz w:val="32"/>
           <w:szCs w:val="32"/>
         </w:rPr>
-        <w:t xml:space="preserve">College of </w:t>
-      </w:r>
-      <w:r>
-        <w:rPr>
-          <w:rFonts w:ascii="Old English Text MT" w:hAnsi="Old English Text MT" w:cs="Old English Text MT"/>
-          <w:b/>
-          <w:bCs/>
-          <w:sz w:val="32"/>
-          <w:szCs w:val="32"/>
-        </w:rPr>
-        <w:t xml:space="preserve">______________________</w:t>
+        <w:t xml:space="preserve">Bachelor of Science in Information Technology</w:t>
       </w:r>
     </w:p>
     <w:p>
@@ -273,22 +261,13 @@
         <w:spacing w:before="0" w:after="240" w:line="240" w:lineRule="auto"/>
         <w:jc w:val="center"/>
       </w:pPr>
-      <w:r>
-        <w:rPr>
-          <w:rFonts w:ascii="Times New Roman" w:eastAsia="Calibri" w:hAnsi="Times New Roman" w:cs="Times New Roman"/>
-          <w:u w:val="single"/>
-          <w:sz w:val="24"/>
-          <w:szCs w:val="24"/>
-        </w:rPr>
-        <w:t xml:space="preserve">Lubang</w:t>
-      </w:r>
       <w:r>
         <w:rPr>
           <w:rFonts w:ascii="Times New Roman" w:eastAsia="Calibri" w:hAnsi="Times New Roman" w:cs="Times New Roman"/>
           <w:sz w:val="24"/>
           <w:szCs w:val="24"/>
         </w:rPr>
-        <w:t xml:space="preserve"> Campus</w:t>
+        <w:t xml:space="preserve">Lubang Campus</w:t>
       </w:r>
     </w:p>
     <w:p>
@@ -317,7 +296,6 @@
           <w:rFonts w:ascii="Times New Roman" w:eastAsia="Calibri" w:hAnsi="Times New Roman" w:cs="Times New Roman"/>
           <w:b/>
           <w:bCs/>
-          <w:u w:val="single"/>
           <w:sz w:val="24"/>
           <w:szCs w:val="24"/>
         </w:rPr>
@@ -3164,22 +3142,10 @@
       <w:r>
         <w:rPr>
           <w:rFonts w:ascii="Old English Text MT" w:hAnsi="Old English Text MT" w:cs="Old English Text MT"/>
-          <w:b/>
-          <w:bCs/>
           <w:sz w:val="32"/>
           <w:szCs w:val="32"/>
         </w:rPr>
-        <w:t xml:space="preserve">College of </w:t>
-      </w:r>
-      <w:r>
-        <w:rPr>
-          <w:rFonts w:ascii="Old English Text MT" w:hAnsi="Old English Text MT" w:cs="Old English Text MT"/>
-          <w:b/>
-          <w:bCs/>
-          <w:sz w:val="32"/>
-          <w:szCs w:val="32"/>
-        </w:rPr>
-        <w:t xml:space="preserve">______________________</w:t>
+        <w:t xml:space="preserve">Bachelor of Science in Information Technology</w:t>
       </w:r>
     </w:p>
     <w:p>
@@ -3190,22 +3156,13 @@
         <w:spacing w:before="0" w:after="240" w:line="240" w:lineRule="auto"/>
         <w:jc w:val="center"/>
       </w:pPr>
-      <w:r>
-        <w:rPr>
-          <w:rFonts w:ascii="Times New Roman" w:eastAsia="Calibri" w:hAnsi="Times New Roman" w:cs="Times New Roman"/>
-          <w:u w:val="single"/>
-          <w:sz w:val="24"/>
-          <w:szCs w:val="24"/>
-        </w:rPr>
-        <w:t xml:space="preserve">Lubang</w:t>
-      </w:r>
       <w:r>
         <w:rPr>
           <w:rFonts w:ascii="Times New Roman" w:eastAsia="Calibri" w:hAnsi="Times New Roman" w:cs="Times New Roman"/>
           <w:sz w:val="24"/>
           <w:szCs w:val="24"/>
         </w:rPr>
-        <w:t xml:space="preserve"> Campus</w:t>
+        <w:t xml:space="preserve">Lubang Campus</w:t>
       </w:r>
     </w:p>
     <w:p>
@@ -3234,7 +3191,6 @@
           <w:rFonts w:ascii="Times New Roman" w:eastAsia="Calibri" w:hAnsi="Times New Roman" w:cs="Times New Roman"/>
           <w:b/>
           <w:bCs/>
-          <w:u w:val="single"/>
           <w:sz w:val="24"/>
           <w:szCs w:val="24"/>
         </w:rPr>
@@ -5620,22 +5576,10 @@
       <w:r>
         <w:rPr>
           <w:rFonts w:ascii="Old English Text MT" w:hAnsi="Old English Text MT" w:cs="Old English Text MT"/>
-          <w:b/>
-          <w:bCs/>
           <w:sz w:val="32"/>
           <w:szCs w:val="32"/>
         </w:rPr>
-        <w:t xml:space="preserve">College of </w:t>
-      </w:r>
-      <w:r>
-        <w:rPr>
-          <w:rFonts w:ascii="Old English Text MT" w:hAnsi="Old English Text MT" w:cs="Old English Text MT"/>
-          <w:b/>
-          <w:bCs/>
-          <w:sz w:val="32"/>
-          <w:szCs w:val="32"/>
-        </w:rPr>
-        <w:t xml:space="preserve">______________________</w:t>
+        <w:t xml:space="preserve">Bachelor of Science in Information Technology</w:t>
       </w:r>
     </w:p>
     <w:p>
@@ -5646,22 +5590,13 @@
         <w:spacing w:before="0" w:after="240" w:line="240" w:lineRule="auto"/>
         <w:jc w:val="center"/>
       </w:pPr>
-      <w:r>
-        <w:rPr>
-          <w:rFonts w:ascii="Times New Roman" w:eastAsia="Calibri" w:hAnsi="Times New Roman" w:cs="Times New Roman"/>
-          <w:u w:val="single"/>
-          <w:sz w:val="24"/>
-          <w:szCs w:val="24"/>
-        </w:rPr>
-        <w:t xml:space="preserve">Lubang</w:t>
-      </w:r>
       <w:r>
         <w:rPr>
           <w:rFonts w:ascii="Times New Roman" w:eastAsia="Calibri" w:hAnsi="Times New Roman" w:cs="Times New Roman"/>
           <w:sz w:val="24"/>
           <w:szCs w:val="24"/>
         </w:rPr>
-        <w:t xml:space="preserve"> Campus</w:t>
+        <w:t xml:space="preserve">Lubang Campus</w:t>
       </w:r>
     </w:p>
     <w:p>
@@ -5690,7 +5625,6 @@
           <w:rFonts w:ascii="Times New Roman" w:eastAsia="Calibri" w:hAnsi="Times New Roman" w:cs="Times New Roman"/>
           <w:b/>
           <w:bCs/>
-          <w:u w:val="single"/>
           <w:sz w:val="24"/>
           <w:szCs w:val="24"/>
         </w:rPr>
